--- a/project/documents/reportletters/OLPemail.docx
+++ b/project/documents/reportletters/OLPemail.docx
@@ -53,7 +53,7 @@
       </w:r>
       <w:r>
         <w:tab/>
-        <w:t>&lt;&lt;This.orgName&gt;&gt; &lt;&lt;This.clientRefNo&gt;&gt; - SLW Ref. No. &lt;&lt;This.matterNo&gt;&gt;</w:t>
+        <w:t>&lt;&lt;orgName&gt;&gt; &lt;&lt;This.clientRefNo&gt;&gt; - SLW Ref. No. &lt;&lt;This.matterNo&gt;&gt;</w:t>
       </w:r>
     </w:p>
     <w:p>
@@ -75,7 +75,7 @@
           <w:rFonts w:cstheme="minorHAnsi"/>
           <w:color w:val="000000"/>
         </w:rPr>
-        <w:t>U.S. Patent No. &lt;&lt;THIS.patNo&gt;&gt;, issued &lt;&lt;THIS.issueDate&gt;&gt;</w:t>
+        <w:t>U.S. Patent No. &lt;&lt;patNo&gt;&gt;, issued &lt;&lt;issueDate&gt;&gt;</w:t>
       </w:r>
     </w:p>
     <w:p>

--- a/project/documents/reportletters/OLPemail.docx
+++ b/project/documents/reportletters/OLPemail.docx
@@ -97,7 +97,7 @@
         <w:spacing w:after="0" w:line="240" w:lineRule="auto"/>
       </w:pPr>
       <w:r>
-        <w:t xml:space="preserve">We are pleased to attach an electronic copy of United States Letters Patent No. &lt;&lt;THIS.patNo&gt;&gt; issued &lt;&lt;THIS.issueDate&gt;&gt; and entitled "&lt;&lt;THIS.title&gt;&gt;".   </w:t>
+        <w:t xml:space="preserve">We are pleased to attach an electronic copy of United States Letters Patent No. &lt;&lt;patNo&gt;&gt; issued &lt;&lt;issueDate&gt;&gt; and entitled "&lt;&lt;title&gt;&gt;".   </w:t>
       </w:r>
     </w:p>
     <w:p>
@@ -225,7 +225,7 @@
         <w:spacing w:after="0" w:line="240" w:lineRule="auto"/>
       </w:pPr>
       <w:r>
-        <w:t>If you have any questions regarding the attached patent or the possibility of filing a reissue application, please contact &lt;&lt;THIS.WAName&gt;&gt; at &lt;&lt;THIS.WAPhone&gt;&gt;.</w:t>
+        <w:t>If you have any questions regarding the attached patent or the possibility of filing a reissue application, please contact &lt;&lt;WAName&gt;&gt; at &lt;&lt;WAPhone&gt;&gt;.</w:t>
       </w:r>
     </w:p>
     <w:sectPr>
